--- a/2026summer/ACCT2101CO1_Summer2026 Instructional Method.docx
+++ b/2026summer/ACCT2101CO1_Summer2026 Instructional Method.docx
@@ -2774,6 +2774,12 @@
       </w:pPr>
     </w:p>
     <w:sectPr>
+      <w:headerReference w:type="default" r:id="rId13"/>
+      <w:footerReference w:type="default" r:id="rId14"/>
+      <w:headerReference w:type="first" r:id="rId15"/>
+      <w:footerReference w:type="first" r:id="rId16"/>
+      <w:headerReference w:type="even" r:id="rId17"/>
+      <w:footerReference w:type="even" r:id="rId18"/>
       <w:footnotePr>
         <w:numFmt w:val="lowerLetter"/>
       </w:footnotePr>
@@ -2814,6 +2820,36 @@
 </w:endnotes>
 </file>
 
+<file path=word/footer1.xml><?xml version="1.0" encoding="utf-8"?>
+<w:ftr xmlns:m="http://schemas.openxmlformats.org/officeDocument/2006/math" xmlns:mc="http://schemas.openxmlformats.org/markup-compatibility/2006" xmlns:mo="http://schemas.microsoft.com/office/mac/office/2008/main" xmlns:mv="urn:schemas-microsoft-com:mac:vml" xmlns:o="urn:schemas-microsoft-com:office:office" xmlns:r="http://schemas.openxmlformats.org/officeDocument/2006/relationships" xmlns:v="urn:schemas-microsoft-com:vml" xmlns:w10="urn:schemas-microsoft-com:office:word" xmlns:w14="http://schemas.microsoft.com/office/word/2010/wordml" xmlns:w="http://schemas.openxmlformats.org/wordprocessingml/2006/main" xmlns:wne="http://schemas.microsoft.com/office/word/2006/wordml" xmlns:wp14="http://schemas.microsoft.com/office/word/2010/wordprocessingDrawing" xmlns:wp="http://schemas.openxmlformats.org/drawingml/2006/wordprocessingDrawing" xmlns:wpc="http://schemas.microsoft.com/office/word/2010/wordprocessingCanvas" xmlns:wpg="http://schemas.microsoft.com/office/word/2010/wordprocessingGroup" xmlns:wpi="http://schemas.microsoft.com/office/word/2010/wordprocessingInk" xmlns:wps="http://schemas.microsoft.com/office/word/2010/wordprocessingShape" mc:Ignorable="w14 wp14">
+  <w:p>
+    <w:pPr>
+      <w:pStyle w:val="Footer"/>
+    </w:pPr>
+  </w:p>
+</w:ftr>
+</file>
+
+<file path=word/footer2.xml><?xml version="1.0" encoding="utf-8"?>
+<w:ftr xmlns:m="http://schemas.openxmlformats.org/officeDocument/2006/math" xmlns:mc="http://schemas.openxmlformats.org/markup-compatibility/2006" xmlns:mo="http://schemas.microsoft.com/office/mac/office/2008/main" xmlns:mv="urn:schemas-microsoft-com:mac:vml" xmlns:o="urn:schemas-microsoft-com:office:office" xmlns:r="http://schemas.openxmlformats.org/officeDocument/2006/relationships" xmlns:v="urn:schemas-microsoft-com:vml" xmlns:w10="urn:schemas-microsoft-com:office:word" xmlns:w14="http://schemas.microsoft.com/office/word/2010/wordml" xmlns:w="http://schemas.openxmlformats.org/wordprocessingml/2006/main" xmlns:wne="http://schemas.microsoft.com/office/word/2006/wordml" xmlns:wp14="http://schemas.microsoft.com/office/word/2010/wordprocessingDrawing" xmlns:wp="http://schemas.openxmlformats.org/drawingml/2006/wordprocessingDrawing" xmlns:wpc="http://schemas.microsoft.com/office/word/2010/wordprocessingCanvas" xmlns:wpg="http://schemas.microsoft.com/office/word/2010/wordprocessingGroup" xmlns:wpi="http://schemas.microsoft.com/office/word/2010/wordprocessingInk" xmlns:wps="http://schemas.microsoft.com/office/word/2010/wordprocessingShape" mc:Ignorable="w14 wp14">
+  <w:p>
+    <w:pPr>
+      <w:pStyle w:val="Footer"/>
+    </w:pPr>
+  </w:p>
+</w:ftr>
+</file>
+
+<file path=word/footer3.xml><?xml version="1.0" encoding="utf-8"?>
+<w:ftr xmlns:m="http://schemas.openxmlformats.org/officeDocument/2006/math" xmlns:mc="http://schemas.openxmlformats.org/markup-compatibility/2006" xmlns:mo="http://schemas.microsoft.com/office/mac/office/2008/main" xmlns:mv="urn:schemas-microsoft-com:mac:vml" xmlns:o="urn:schemas-microsoft-com:office:office" xmlns:r="http://schemas.openxmlformats.org/officeDocument/2006/relationships" xmlns:v="urn:schemas-microsoft-com:vml" xmlns:w10="urn:schemas-microsoft-com:office:word" xmlns:w14="http://schemas.microsoft.com/office/word/2010/wordml" xmlns:w="http://schemas.openxmlformats.org/wordprocessingml/2006/main" xmlns:wne="http://schemas.microsoft.com/office/word/2006/wordml" xmlns:wp14="http://schemas.microsoft.com/office/word/2010/wordprocessingDrawing" xmlns:wp="http://schemas.openxmlformats.org/drawingml/2006/wordprocessingDrawing" xmlns:wpc="http://schemas.microsoft.com/office/word/2010/wordprocessingCanvas" xmlns:wpg="http://schemas.microsoft.com/office/word/2010/wordprocessingGroup" xmlns:wpi="http://schemas.microsoft.com/office/word/2010/wordprocessingInk" xmlns:wps="http://schemas.microsoft.com/office/word/2010/wordprocessingShape" mc:Ignorable="w14 wp14">
+  <w:p>
+    <w:pPr>
+      <w:pStyle w:val="Footer"/>
+    </w:pPr>
+  </w:p>
+</w:ftr>
+</file>
+
 <file path=word/footnotes.xml><?xml version="1.0" encoding="utf-8"?>
 <w:footnotes xmlns:wpc="http://schemas.microsoft.com/office/word/2010/wordprocessingCanvas" xmlns:cx="http://schemas.microsoft.com/office/drawing/2014/chartex" xmlns:cx1="http://schemas.microsoft.com/office/drawing/2015/9/8/chartex" xmlns:cx2="http://schemas.microsoft.com/office/drawing/2015/10/21/chartex" xmlns:cx3="http://schemas.microsoft.com/office/drawing/2016/5/9/chartex" xmlns:cx4="http://schemas.microsoft.com/office/drawing/2016/5/10/chartex" xmlns:cx5="http://schemas.microsoft.com/office/drawing/2016/5/11/chartex" xmlns:cx6="http://schemas.microsoft.com/office/drawing/2016/5/12/chartex" xmlns:cx7="http://schemas.microsoft.com/office/drawing/2016/5/13/chartex" xmlns:cx8="http://schemas.microsoft.com/office/drawing/2016/5/14/chartex" xmlns:mc="http://schemas.openxmlformats.org/markup-compatibility/2006" xmlns:aink="http://schemas.microsoft.com/office/drawing/2016/ink" xmlns:am3d="http://schemas.microsoft.com/office/drawing/2017/model3d" xmlns:o="urn:schemas-microsoft-com:office:office" xmlns:oel="http://schemas.microsoft.com/office/2019/extlst" xmlns:r="http://schemas.openxmlformats.org/officeDocument/2006/relationships" xmlns:m="http://schemas.openxmlformats.org/officeDocument/2006/math" xmlns:v="urn:schemas-microsoft-com:vml" xmlns:wp14="http://schemas.microsoft.com/office/word/2010/wordprocessingDrawing" xmlns:wp="http://schemas.openxmlformats.org/drawingml/2006/wordprocessingDrawing" xmlns:w10="urn:schemas-microsoft-com:office:word" xmlns:w="http://schemas.openxmlformats.org/wordprocessingml/2006/main" xmlns:w14="http://schemas.microsoft.com/office/word/2010/wordml" xmlns:w15="http://schemas.microsoft.com/office/word/2012/wordml" xmlns:w16cex="http://schemas.microsoft.com/office/word/2018/wordml/cex" xmlns:w16cid="http://schemas.microsoft.com/office/word/2016/wordml/cid" xmlns:w16="http://schemas.microsoft.com/office/word/2018/wordml" xmlns:w16du="http://schemas.microsoft.com/office/word/2023/wordml/word16du" xmlns:w16sdtdh="http://schemas.microsoft.com/office/word/2020/wordml/sdtdatahash" xmlns:w16sdtfl="http://schemas.microsoft.com/office/word/2024/wordml/sdtformatlock" xmlns:w16se="http://schemas.microsoft.com/office/word/2015/wordml/symex" xmlns:wpg="http://schemas.microsoft.com/office/word/2010/wordprocessingGroup" xmlns:wpi="http://schemas.microsoft.com/office/word/2010/wordprocessingInk" xmlns:wne="http://schemas.microsoft.com/office/word/2006/wordml" xmlns:wps="http://schemas.microsoft.com/office/word/2010/wordprocessingShape" mc:Ignorable="w14 w15 w16se w16cid w16 w16cex w16sdtdh w16sdtfl w16du wp14">
   <w:footnote w:type="separator" w:id="-1">
@@ -2837,6 +2873,36 @@
     </w:p>
   </w:footnote>
 </w:footnotes>
+</file>
+
+<file path=word/header1.xml><?xml version="1.0" encoding="utf-8"?>
+<w:hdr xmlns:m="http://schemas.openxmlformats.org/officeDocument/2006/math" xmlns:mc="http://schemas.openxmlformats.org/markup-compatibility/2006" xmlns:mo="http://schemas.microsoft.com/office/mac/office/2008/main" xmlns:mv="urn:schemas-microsoft-com:mac:vml" xmlns:o="urn:schemas-microsoft-com:office:office" xmlns:r="http://schemas.openxmlformats.org/officeDocument/2006/relationships" xmlns:v="urn:schemas-microsoft-com:vml" xmlns:w10="urn:schemas-microsoft-com:office:word" xmlns:w14="http://schemas.microsoft.com/office/word/2010/wordml" xmlns:w="http://schemas.openxmlformats.org/wordprocessingml/2006/main" xmlns:wne="http://schemas.microsoft.com/office/word/2006/wordml" xmlns:wp14="http://schemas.microsoft.com/office/word/2010/wordprocessingDrawing" xmlns:wp="http://schemas.openxmlformats.org/drawingml/2006/wordprocessingDrawing" xmlns:wpc="http://schemas.microsoft.com/office/word/2010/wordprocessingCanvas" xmlns:wpg="http://schemas.microsoft.com/office/word/2010/wordprocessingGroup" xmlns:wpi="http://schemas.microsoft.com/office/word/2010/wordprocessingInk" xmlns:wps="http://schemas.microsoft.com/office/word/2010/wordprocessingShape" mc:Ignorable="w14 wp14">
+  <w:p>
+    <w:pPr>
+      <w:pStyle w:val="Header"/>
+    </w:pPr>
+  </w:p>
+</w:hdr>
+</file>
+
+<file path=word/header2.xml><?xml version="1.0" encoding="utf-8"?>
+<w:hdr xmlns:m="http://schemas.openxmlformats.org/officeDocument/2006/math" xmlns:mc="http://schemas.openxmlformats.org/markup-compatibility/2006" xmlns:mo="http://schemas.microsoft.com/office/mac/office/2008/main" xmlns:mv="urn:schemas-microsoft-com:mac:vml" xmlns:o="urn:schemas-microsoft-com:office:office" xmlns:r="http://schemas.openxmlformats.org/officeDocument/2006/relationships" xmlns:v="urn:schemas-microsoft-com:vml" xmlns:w10="urn:schemas-microsoft-com:office:word" xmlns:w14="http://schemas.microsoft.com/office/word/2010/wordml" xmlns:w="http://schemas.openxmlformats.org/wordprocessingml/2006/main" xmlns:wne="http://schemas.microsoft.com/office/word/2006/wordml" xmlns:wp14="http://schemas.microsoft.com/office/word/2010/wordprocessingDrawing" xmlns:wp="http://schemas.openxmlformats.org/drawingml/2006/wordprocessingDrawing" xmlns:wpc="http://schemas.microsoft.com/office/word/2010/wordprocessingCanvas" xmlns:wpg="http://schemas.microsoft.com/office/word/2010/wordprocessingGroup" xmlns:wpi="http://schemas.microsoft.com/office/word/2010/wordprocessingInk" xmlns:wps="http://schemas.microsoft.com/office/word/2010/wordprocessingShape" mc:Ignorable="w14 wp14">
+  <w:p>
+    <w:pPr>
+      <w:pStyle w:val="Header"/>
+    </w:pPr>
+  </w:p>
+</w:hdr>
+</file>
+
+<file path=word/header3.xml><?xml version="1.0" encoding="utf-8"?>
+<w:hdr xmlns:m="http://schemas.openxmlformats.org/officeDocument/2006/math" xmlns:mc="http://schemas.openxmlformats.org/markup-compatibility/2006" xmlns:mo="http://schemas.microsoft.com/office/mac/office/2008/main" xmlns:mv="urn:schemas-microsoft-com:mac:vml" xmlns:o="urn:schemas-microsoft-com:office:office" xmlns:r="http://schemas.openxmlformats.org/officeDocument/2006/relationships" xmlns:v="urn:schemas-microsoft-com:vml" xmlns:w10="urn:schemas-microsoft-com:office:word" xmlns:w14="http://schemas.microsoft.com/office/word/2010/wordml" xmlns:w="http://schemas.openxmlformats.org/wordprocessingml/2006/main" xmlns:wne="http://schemas.microsoft.com/office/word/2006/wordml" xmlns:wp14="http://schemas.microsoft.com/office/word/2010/wordprocessingDrawing" xmlns:wp="http://schemas.openxmlformats.org/drawingml/2006/wordprocessingDrawing" xmlns:wpc="http://schemas.microsoft.com/office/word/2010/wordprocessingCanvas" xmlns:wpg="http://schemas.microsoft.com/office/word/2010/wordprocessingGroup" xmlns:wpi="http://schemas.microsoft.com/office/word/2010/wordprocessingInk" xmlns:wps="http://schemas.microsoft.com/office/word/2010/wordprocessingShape" mc:Ignorable="w14 wp14">
+  <w:p>
+    <w:pPr>
+      <w:pStyle w:val="Header"/>
+    </w:pPr>
+  </w:p>
+</w:hdr>
 </file>
 
 <file path=word/numbering.xml><?xml version="1.0" encoding="utf-8"?>

--- a/2026summer/ACCT2101CO1_Summer2026 Instructional Method.docx
+++ b/2026summer/ACCT2101CO1_Summer2026 Instructional Method.docx
@@ -1422,16 +1422,15 @@
           <w:szCs w:val="24"/>
           <w:u w:val="single"/>
         </w:rPr>
-        <w:t>Quizzes will be administered online via D2L</w:t>
-      </w:r>
-      <w:r>
-        <w:rPr>
-          <w:rFonts w:ascii="Cambria" w:hAnsi="Cambria" w:cs="Calibri"/>
-          <w:color w:val="000000"/>
-          <w:sz w:val="24"/>
-          <w:szCs w:val="24"/>
-        </w:rPr>
-        <w:t xml:space="preserve">, with each quiz having </w:t>
+        <w:t>Quizzes will be administered online via D2L, with each quiz having a strict 10-minute time limit (refer to the 'Course Schedule' for quiz due dates). Each chapter quiz will consist of five multiple-choice questions, worth 2 points each (10 points per quiz). A total of twelve chapters will be covered this semester, resulting in a maximum of 120 possible quiz points. However, your two lowest quiz scores will be dropped, making the total quiz score counted toward your final grade 100 points.</w:t>
+      </w:r>
+      <w:r>
+        <w:rPr>
+          <w:rFonts w:ascii="Cambria" w:hAnsi="Cambria" w:cs="Calibri"/>
+          <w:color w:val="000000"/>
+          <w:sz w:val="24"/>
+          <w:szCs w:val="24"/>
+        </w:rPr>
       </w:r>
       <w:r>
         <w:rPr>
@@ -1443,7 +1442,6 @@
           <w:szCs w:val="24"/>
           <w:u w:val="single"/>
         </w:rPr>
-        <w:t>a strict 1</w:t>
       </w:r>
       <w:r>
         <w:rPr>
@@ -1456,7 +1454,6 @@
           <w:u w:val="single"/>
           <w:lang w:eastAsia="ko-KR"/>
         </w:rPr>
-        <w:t>0</w:t>
       </w:r>
       <w:r>
         <w:rPr>
@@ -1468,16 +1465,14 @@
           <w:szCs w:val="24"/>
           <w:u w:val="single"/>
         </w:rPr>
-        <w:t>-minute time limit (refer to the 'Course Schedule' for quiz due dates)</w:t>
-      </w:r>
-      <w:r>
-        <w:rPr>
-          <w:rFonts w:ascii="Cambria" w:hAnsi="Cambria" w:cs="Calibri"/>
-          <w:color w:val="000000"/>
-          <w:sz w:val="24"/>
-          <w:szCs w:val="24"/>
-        </w:rPr>
-        <w:t xml:space="preserve">. Each chapter quiz will consist of five multiple-choice questions, worth two points each. A total of twelve chapters will be covered this semester, resulting in a maximum of 120 possible quiz points. However, </w:t>
+      </w:r>
+      <w:r>
+        <w:rPr>
+          <w:rFonts w:ascii="Cambria" w:hAnsi="Cambria" w:cs="Calibri"/>
+          <w:color w:val="000000"/>
+          <w:sz w:val="24"/>
+          <w:szCs w:val="24"/>
+        </w:rPr>
       </w:r>
       <w:r>
         <w:rPr>
@@ -1489,16 +1484,14 @@
           <w:szCs w:val="24"/>
           <w:u w:val="single"/>
         </w:rPr>
-        <w:t>your two lowest quiz scores will be dropped, making the total quiz score counted toward your final grade 100 points</w:t>
-      </w:r>
-      <w:r>
-        <w:rPr>
-          <w:rFonts w:ascii="Cambria" w:hAnsi="Cambria" w:cs="Calibri"/>
-          <w:color w:val="000000"/>
-          <w:sz w:val="24"/>
-          <w:szCs w:val="24"/>
-        </w:rPr>
-        <w:t>.</w:t>
+      </w:r>
+      <w:r>
+        <w:rPr>
+          <w:rFonts w:ascii="Cambria" w:hAnsi="Cambria" w:cs="Calibri"/>
+          <w:color w:val="000000"/>
+          <w:sz w:val="24"/>
+          <w:szCs w:val="24"/>
+        </w:rPr>
       </w:r>
     </w:p>
     <w:p>

--- a/2026summer/ACCT2101CO1_Summer2026 Instructional Method.docx
+++ b/2026summer/ACCT2101CO1_Summer2026 Instructional Method.docx
@@ -1280,6 +1280,293 @@
           <w:szCs w:val="24"/>
         </w:rPr>
         <w:t xml:space="preserve">. </w:t>
+      </w:r>
+    </w:p>
+    <w:p>
+      <w:pPr>
+        <w:pStyle w:val="ListParagraph"/>
+        <w:numPr>
+          <w:ilvl w:val="0"/>
+          <w:numId w:val="19"/>
+        </w:numPr>
+        <w:spacing w:after="0" w:line="360" w:lineRule="auto"/>
+        <w:ind w:right="-20"/>
+        <w:rPr>
+          <w:rFonts w:ascii="Cambria" w:hAnsi="Cambria" w:cs="Calibri"/>
+          <w:color w:val="000000"/>
+          <w:sz w:val="24"/>
+          <w:szCs w:val="24"/>
+        </w:rPr>
+      </w:pPr>
+      <w:r>
+        <w:rPr>
+          <w:rFonts w:ascii="Cambria" w:hAnsi="Cambria" w:cs="Calibri"/>
+          <w:color w:val="000000"/>
+          <w:sz w:val="24"/>
+          <w:szCs w:val="24"/>
+        </w:rPr>
+        <w:t>How to study: work from the Interactive Online Study Guide at https://au-hcob-accounting.github.io/ACCT2101/ , which is written from these same lectures and covers the whole course. Each heading in it links straight into the lecture video at that topic, so you can read a chapter and then watch exactly the parts you need. Watching every lecture in full is still the most thorough approach and is recommended if you have the time; if you do not, read the study guide chapter first and use it to find the topics you could not follow on your own. Written lecture transcripts are no longer provided - the study guide replaces them.</w:t>
+      </w:r>
+      <w:r>
+        <w:rPr>
+          <w:rFonts w:ascii="Cambria" w:hAnsi="Cambria" w:cs="Calibri"/>
+          <w:color w:val="000000"/>
+          <w:sz w:val="24"/>
+          <w:szCs w:val="24"/>
+        </w:rPr>
+      </w:r>
+      <w:r>
+        <w:rPr>
+          <w:rFonts w:ascii="Cambria" w:hAnsi="Cambria" w:cs="Calibri"/>
+          <w:color w:val="000000"/>
+          <w:sz w:val="24"/>
+          <w:szCs w:val="24"/>
+        </w:rPr>
+      </w:r>
+      <w:r>
+        <w:rPr>
+          <w:rFonts w:ascii="Cambria" w:hAnsi="Cambria" w:cs="Calibri"/>
+          <w:color w:val="000000"/>
+          <w:sz w:val="24"/>
+          <w:szCs w:val="24"/>
+        </w:rPr>
+      </w:r>
+      <w:r>
+        <w:rPr>
+          <w:rFonts w:ascii="Cambria" w:hAnsi="Cambria" w:cs="Calibri"/>
+          <w:color w:val="000000"/>
+          <w:sz w:val="24"/>
+          <w:szCs w:val="24"/>
+        </w:rPr>
+      </w:r>
+      <w:r>
+        <w:rPr>
+          <w:rFonts w:ascii="Cambria" w:hAnsi="Cambria" w:cs="Calibri"/>
+          <w:color w:val="000000"/>
+          <w:sz w:val="24"/>
+          <w:szCs w:val="24"/>
+        </w:rPr>
+      </w:r>
+      <w:r>
+        <w:rPr>
+          <w:rFonts w:ascii="Cambria" w:hAnsi="Cambria" w:cs="Calibri"/>
+          <w:color w:val="000000"/>
+          <w:sz w:val="24"/>
+          <w:szCs w:val="24"/>
+        </w:rPr>
+      </w:r>
+      <w:r>
+        <w:rPr>
+          <w:rFonts w:ascii="Cambria" w:hAnsi="Cambria" w:cs="Calibri"/>
+          <w:color w:val="000000"/>
+          <w:sz w:val="24"/>
+          <w:szCs w:val="24"/>
+        </w:rPr>
+      </w:r>
+      <w:r>
+        <w:rPr>
+          <w:rFonts w:ascii="Cambria" w:hAnsi="Cambria" w:cs="Calibri"/>
+          <w:color w:val="000000"/>
+          <w:sz w:val="24"/>
+          <w:szCs w:val="24"/>
+        </w:rPr>
+      </w:r>
+      <w:r>
+        <w:rPr>
+          <w:rFonts w:ascii="Cambria" w:hAnsi="Cambria" w:cs="Calibri"/>
+          <w:color w:val="000000"/>
+          <w:sz w:val="24"/>
+          <w:szCs w:val="24"/>
+        </w:rPr>
+      </w:r>
+      <w:r>
+        <w:rPr>
+          <w:rFonts w:ascii="Cambria" w:hAnsi="Cambria" w:cs="Calibri"/>
+          <w:color w:val="000000"/>
+          <w:sz w:val="24"/>
+          <w:szCs w:val="24"/>
+        </w:rPr>
+      </w:r>
+      <w:r>
+        <w:rPr>
+          <w:rFonts w:ascii="Cambria" w:hAnsi="Cambria" w:cs="Calibri" w:hint="eastAsia"/>
+          <w:color w:val="000000"/>
+          <w:sz w:val="24"/>
+          <w:szCs w:val="24"/>
+          <w:lang w:eastAsia="ko-KR"/>
+        </w:rPr>
+      </w:r>
+      <w:r>
+        <w:rPr>
+          <w:rFonts w:ascii="Cambria" w:hAnsi="Cambria" w:cs="Calibri"/>
+          <w:bCs/>
+          <w:color w:val="000000"/>
+          <w:sz w:val="24"/>
+          <w:szCs w:val="24"/>
+        </w:rPr>
+      </w:r>
+      <w:r>
+        <w:rPr>
+          <w:rFonts w:ascii="Cambria" w:hAnsi="Cambria" w:cs="Calibri"/>
+          <w:color w:val="000000"/>
+          <w:sz w:val="24"/>
+          <w:szCs w:val="24"/>
+        </w:rPr>
+      </w:r>
+      <w:r>
+        <w:rPr>
+          <w:rFonts w:ascii="Cambria" w:hAnsi="Cambria" w:cs="Calibri" w:hint="eastAsia"/>
+          <w:color w:val="000000"/>
+          <w:sz w:val="24"/>
+          <w:szCs w:val="24"/>
+          <w:lang w:eastAsia="ko-KR"/>
+        </w:rPr>
+      </w:r>
+      <w:r>
+        <w:rPr>
+          <w:rFonts w:ascii="Cambria" w:hAnsi="Cambria" w:cs="Calibri" w:hint="eastAsia"/>
+          <w:bCs/>
+          <w:color w:val="000000"/>
+          <w:sz w:val="24"/>
+          <w:szCs w:val="24"/>
+          <w:lang w:eastAsia="ko-KR"/>
+        </w:rPr>
+      </w:r>
+      <w:r>
+        <w:rPr>
+          <w:rFonts w:ascii="Cambria" w:hAnsi="Cambria" w:cs="Calibri"/>
+          <w:color w:val="000000"/>
+          <w:sz w:val="24"/>
+          <w:szCs w:val="24"/>
+        </w:rPr>
+      </w:r>
+      <w:r>
+        <w:rPr>
+          <w:rFonts w:ascii="Cambria" w:hAnsi="Cambria" w:cs="Calibri"/>
+          <w:color w:val="000000"/>
+          <w:sz w:val="24"/>
+          <w:szCs w:val="24"/>
+        </w:rPr>
+      </w:r>
+      <w:r>
+        <w:rPr>
+          <w:rFonts w:ascii="Cambria" w:hAnsi="Cambria" w:cs="Calibri"/>
+          <w:color w:val="000000"/>
+          <w:sz w:val="24"/>
+          <w:szCs w:val="24"/>
+        </w:rPr>
+      </w:r>
+      <w:r>
+        <w:rPr>
+          <w:rFonts w:ascii="Cambria" w:hAnsi="Cambria" w:cs="Calibri"/>
+          <w:color w:val="000000"/>
+          <w:sz w:val="24"/>
+          <w:szCs w:val="24"/>
+        </w:rPr>
+      </w:r>
+      <w:r>
+        <w:rPr>
+          <w:rFonts w:ascii="Cambria" w:hAnsi="Cambria" w:cs="Calibri"/>
+          <w:color w:val="000000"/>
+          <w:sz w:val="24"/>
+          <w:szCs w:val="24"/>
+        </w:rPr>
+      </w:r>
+      <w:r>
+        <w:rPr>
+          <w:rFonts w:ascii="Cambria" w:hAnsi="Cambria" w:cs="Calibri"/>
+          <w:color w:val="000000"/>
+          <w:sz w:val="24"/>
+          <w:szCs w:val="24"/>
+        </w:rPr>
+      </w:r>
+      <w:r>
+        <w:rPr>
+          <w:rFonts w:ascii="Cambria" w:hAnsi="Cambria" w:cs="Calibri"/>
+          <w:color w:val="000000"/>
+          <w:sz w:val="24"/>
+          <w:szCs w:val="24"/>
+        </w:rPr>
+      </w:r>
+      <w:r>
+        <w:rPr>
+          <w:rFonts w:ascii="Cambria" w:hAnsi="Cambria" w:cs="Calibri"/>
+          <w:color w:val="000000"/>
+          <w:sz w:val="24"/>
+          <w:szCs w:val="24"/>
+        </w:rPr>
+      </w:r>
+      <w:r>
+        <w:rPr>
+          <w:rFonts w:ascii="Cambria" w:hAnsi="Cambria" w:cs="Calibri"/>
+          <w:color w:val="000000"/>
+          <w:sz w:val="24"/>
+          <w:szCs w:val="24"/>
+        </w:rPr>
+      </w:r>
+      <w:r>
+        <w:rPr>
+          <w:rFonts w:ascii="Cambria" w:hAnsi="Cambria" w:cs="Calibri"/>
+          <w:color w:val="000000"/>
+          <w:sz w:val="24"/>
+          <w:szCs w:val="24"/>
+        </w:rPr>
+      </w:r>
+      <w:r>
+        <w:rPr>
+          <w:rFonts w:ascii="Cambria" w:hAnsi="Cambria" w:cs="Calibri"/>
+          <w:color w:val="000000"/>
+          <w:sz w:val="24"/>
+          <w:szCs w:val="24"/>
+        </w:rPr>
+      </w:r>
+      <w:r>
+        <w:rPr>
+          <w:rFonts w:ascii="Cambria" w:hAnsi="Cambria" w:cs="Calibri"/>
+          <w:color w:val="000000"/>
+          <w:sz w:val="24"/>
+          <w:szCs w:val="24"/>
+        </w:rPr>
+      </w:r>
+      <w:r>
+        <w:rPr>
+          <w:rFonts w:ascii="Cambria" w:hAnsi="Cambria" w:cs="Calibri"/>
+          <w:color w:val="000000"/>
+          <w:sz w:val="24"/>
+          <w:szCs w:val="24"/>
+        </w:rPr>
+      </w:r>
+      <w:r>
+        <w:rPr>
+          <w:rFonts w:ascii="Cambria" w:hAnsi="Cambria" w:cs="Calibri"/>
+          <w:color w:val="000000"/>
+          <w:sz w:val="24"/>
+          <w:szCs w:val="24"/>
+        </w:rPr>
+      </w:r>
+      <w:r>
+        <w:rPr>
+          <w:rFonts w:ascii="Cambria" w:hAnsi="Cambria" w:cs="Calibri"/>
+          <w:color w:val="000000"/>
+          <w:sz w:val="24"/>
+          <w:szCs w:val="24"/>
+        </w:rPr>
+      </w:r>
+      <w:r>
+        <w:rPr>
+          <w:rFonts w:ascii="Cambria" w:hAnsi="Cambria" w:cs="Calibri"/>
+          <w:color w:val="000000"/>
+          <w:sz w:val="24"/>
+          <w:szCs w:val="24"/>
+        </w:rPr>
+      </w:r>
+      <w:r>
+        <w:rPr>
+          <w:rFonts w:ascii="Cambria" w:hAnsi="Cambria" w:cs="Calibri"/>
+          <w:color w:val="000000"/>
+          <w:sz w:val="24"/>
+          <w:szCs w:val="24"/>
+        </w:rPr>
       </w:r>
     </w:p>
     <w:p>

--- a/2026summer/ACCT2101CO1_Summer2026 Instructional Method.docx
+++ b/2026summer/ACCT2101CO1_Summer2026 Instructional Method.docx
@@ -1305,7 +1305,7 @@
           <w:sz w:val="24"/>
           <w:szCs w:val="24"/>
         </w:rPr>
-        <w:t>How to study: work from the Interactive Online Study Guide at https://au-hcob-accounting.github.io/ACCT2101/ , which is written from these same lectures and covers the whole course. Each heading in it links straight into the lecture video at that topic, so you can read a chapter and then watch exactly the parts you need. Watching every lecture in full is still the most thorough approach and is recommended if you have the time; if you do not, read the study guide chapter first and use it to find the topics you could not follow on your own. Written lecture transcripts are no longer provided - the study guide replaces them.</w:t>
+        <w:t>How to study: work from the Interactive Online Study Guide at https://au-hcob-accounting.github.io/ACCT2101/ , which is written from these same lectures and covers the whole course. Each heading in it links straight into the lecture video at that topic, so you can read a chapter and then watch exactly the parts you need. Watching every lecture in full is still the most thorough approach and is recommended if you have the time; if you do not, read the study guide chapter first and use it to find the topics you could not follow on your own.</w:t>
       </w:r>
       <w:r>
         <w:rPr>
